--- a/arb/docx/63.content.docx
+++ b/arb/docx/63.content.docx
@@ -147,13 +147,6 @@
         <w:rPr>
           <w:lang w:val="ar_AE" w:bidi="ar_AE"/>
         </w:rPr>
-      </w:r>
-      <w:r>
-        <w:rPr>
-          <w:i/>
-          <w:lang w:val="ar_AE" w:bidi="ar_AE"/>
-        </w:rPr>
-        <w:t>٢ يوحَنَّا ١:١, ٢ يوحَنَّا ١:١ (#٢), ٢ يوحَنَّا ١: ٣, ٢ يوحَنَّا ١: ٤, ٢ يوحَنَّا ١: ٥, ٢ يوحَنَّا ١: ٦, ٢ يوحَنَّا ١: ٧, ٢ يوحَنَّا ١: ٨, ٢ يوحَنَّا ١: ١٠, ٢ يوحَنَّا ١: ١١, ٢ يوحَنَّا ١: ١٢</w:t>
       </w:r>
       <w:r>
         <w:rPr>

--- a/arb/docx/63.content.docx
+++ b/arb/docx/63.content.docx
@@ -132,21 +132,6 @@
           <w:lang w:val="ar_AE" w:bidi="ar_AE"/>
         </w:rPr>
         <w:t>2JN</w:t>
-      </w:r>
-      <w:r>
-        <w:rPr>
-          <w:lang w:val="ar_AE" w:bidi="ar_AE"/>
-        </w:rPr>
-      </w:r>
-    </w:p>
-    <w:p>
-      <w:pPr>
-        <w:bidi/>
-      </w:pPr>
-      <w:r>
-        <w:rPr>
-          <w:lang w:val="ar_AE" w:bidi="ar_AE"/>
-        </w:rPr>
       </w:r>
       <w:r>
         <w:rPr>

--- a/arb/docx/63.content.docx
+++ b/arb/docx/63.content.docx
@@ -22,7 +22,7 @@
         <w:rPr>
           <w:lang w:val="ar_AE" w:bidi="ar_AE"/>
         </w:rPr>
-        <w:t>Resource: أسئلة الترجمة (unfoldingWord)</w:t>
+        <w:t>Resource: unfoldingWord® Translation Questions</w:t>
       </w:r>
       <w:r>
         <w:rPr>
@@ -91,7 +91,7 @@
         <w:rPr>
           <w:lang w:val="ar_AE" w:bidi="ar_AE"/>
         </w:rPr>
-        <w:t>أسئلة الترجمة (unfoldingWord)</w:t>
+        <w:t>unfoldingWord® Translation Questions</w:t>
       </w:r>
     </w:p>
     <w:p>

--- a/arb/docx/63.content.docx
+++ b/arb/docx/63.content.docx
@@ -9,6 +9,8 @@
       </w:pPr>
       <w:r>
         <w:rPr>
+          <w:rtl/>
+          <w:cs/>
           <w:lang w:val="ar_AE" w:bidi="ar_AE"/>
         </w:rPr>
       </w:r>
@@ -20,12 +22,16 @@
       </w:pPr>
       <w:r>
         <w:rPr>
+          <w:rtl/>
+          <w:cs/>
           <w:lang w:val="ar_AE" w:bidi="ar_AE"/>
         </w:rPr>
         <w:t>Resource: unfoldingWord® Translation Questions</w:t>
       </w:r>
       <w:r>
         <w:rPr>
+          <w:rtl/>
+          <w:cs/>
           <w:lang w:val="ar_AE" w:bidi="ar_AE"/>
         </w:rPr>
       </w:r>
@@ -36,48 +42,64 @@
       </w:pPr>
       <w:r>
         <w:rPr>
+          <w:rtl/>
+          <w:cs/>
           <w:lang w:val="ar_AE" w:bidi="ar_AE"/>
         </w:rPr>
       </w:r>
       <w:r>
         <w:rPr>
           <w:b/>
+          <w:rtl/>
+          <w:cs/>
           <w:lang w:val="ar_AE" w:bidi="ar_AE"/>
         </w:rPr>
         <w:t>unfoldingWord® Translation Questions</w:t>
       </w:r>
       <w:r>
         <w:rPr>
+          <w:rtl/>
+          <w:cs/>
           <w:lang w:val="ar_AE" w:bidi="ar_AE"/>
         </w:rPr>
         <w:t xml:space="preserve"> © 2022 unfoldingWord. Released under CC BY-SA 4.0 license. </w:t>
       </w:r>
       <w:r>
         <w:rPr>
+          <w:rtl/>
+          <w:cs/>
           <w:lang w:val="ar_AE" w:bidi="ar_AE"/>
         </w:rPr>
         <w:t>unfoldingWord® Translation Questions</w:t>
       </w:r>
       <w:r>
         <w:rPr>
+          <w:rtl/>
+          <w:cs/>
           <w:lang w:val="ar_AE" w:bidi="ar_AE"/>
         </w:rPr>
         <w:t xml:space="preserve"> has been adapted in the following languages: Tok Pisin, Arabic (عربي), French (Français), Hindi (हिंदी), Indonesian (Bahasa Indonesia), Portuguese (Português), Russian (Русский), Spanish (Español), Swahili (Kiswahili), and Simplified Chinese (简体中文) from </w:t>
       </w:r>
       <w:r>
         <w:rPr>
+          <w:rtl/>
+          <w:cs/>
           <w:lang w:val="ar_AE" w:bidi="ar_AE"/>
         </w:rPr>
         <w:t>unfoldingWord® Translation Questions</w:t>
       </w:r>
       <w:r>
         <w:rPr>
+          <w:rtl/>
+          <w:cs/>
           <w:lang w:val="ar_AE" w:bidi="ar_AE"/>
         </w:rPr>
         <w:t xml:space="preserve"> © 2022 unfoldingWord. Released under CC BY-SA 4.0 license by Mission Mutual</w:t>
       </w:r>
       <w:r>
         <w:rPr>
+          <w:rtl/>
+          <w:cs/>
           <w:lang w:val="ar_AE" w:bidi="ar_AE"/>
         </w:rPr>
       </w:r>
@@ -89,6 +111,8 @@
       </w:pPr>
       <w:r>
         <w:rPr>
+          <w:rtl/>
+          <w:cs/>
           <w:lang w:val="ar_AE" w:bidi="ar_AE"/>
         </w:rPr>
         <w:t>unfoldingWord® Translation Questions</w:t>
@@ -118,6 +142,8 @@
       </w:pPr>
       <w:r>
         <w:rPr>
+          <w:rtl/>
+          <w:cs/>
           <w:lang w:val="ar_AE" w:bidi="ar_AE"/>
         </w:rPr>
       </w:r>
@@ -129,12 +155,16 @@
       </w:pPr>
       <w:r>
         <w:rPr>
+          <w:rtl/>
+          <w:cs/>
           <w:lang w:val="ar_AE" w:bidi="ar_AE"/>
         </w:rPr>
         <w:t>2JN</w:t>
       </w:r>
       <w:r>
         <w:rPr>
+          <w:rtl/>
+          <w:cs/>
           <w:lang w:val="ar_AE" w:bidi="ar_AE"/>
         </w:rPr>
       </w:r>
@@ -145,22 +175,30 @@
       </w:pPr>
       <w:r>
         <w:rPr>
-          <w:lang w:val="ar_AE" w:bidi="ar_AE"/>
-        </w:rPr>
-      </w:r>
-      <w:r>
-        <w:rPr>
+          <w:rtl/>
+          <w:cs/>
+          <w:lang w:val="ar_AE" w:bidi="ar_AE"/>
+        </w:rPr>
+      </w:r>
+      <w:r>
+        <w:rPr>
+          <w:rtl/>
+          <w:cs/>
           <w:lang w:val="ar_AE" w:bidi="ar_AE"/>
         </w:rPr>
         <w:t xml:space="preserve"> </w:t>
       </w:r>
       <w:r>
         <w:rPr>
-          <w:lang w:val="ar_AE" w:bidi="ar_AE"/>
-        </w:rPr>
-      </w:r>
-      <w:r>
-        <w:rPr>
+          <w:rtl/>
+          <w:cs/>
+          <w:lang w:val="ar_AE" w:bidi="ar_AE"/>
+        </w:rPr>
+      </w:r>
+      <w:r>
+        <w:rPr>
+          <w:rtl/>
+          <w:cs/>
           <w:lang w:val="ar_AE" w:bidi="ar_AE"/>
         </w:rPr>
       </w:r>
@@ -186,6 +224,8 @@
       </w:pPr>
       <w:r>
         <w:rPr>
+          <w:rtl/>
+          <w:cs/>
           <w:lang w:val="ar_AE" w:bidi="ar_AE"/>
         </w:rPr>
       </w:r>
@@ -197,12 +237,16 @@
       </w:pPr>
       <w:r>
         <w:rPr>
+          <w:rtl/>
+          <w:cs/>
           <w:lang w:val="ar_AE" w:bidi="ar_AE"/>
         </w:rPr>
         <w:t>٢ يوحَنَّا ١:١</w:t>
       </w:r>
       <w:r>
         <w:rPr>
+          <w:rtl/>
+          <w:cs/>
           <w:lang w:val="ar_AE" w:bidi="ar_AE"/>
         </w:rPr>
       </w:r>
@@ -213,12 +257,16 @@
       </w:pPr>
       <w:r>
         <w:rPr>
+          <w:rtl/>
+          <w:cs/>
           <w:lang w:val="ar_AE" w:bidi="ar_AE"/>
         </w:rPr>
       </w:r>
       <w:r>
         <w:rPr>
           <w:b/>
+          <w:rtl/>
+          <w:cs/>
           <w:lang w:val="ar_AE" w:bidi="ar_AE"/>
         </w:rPr>
         <w:t>بأي لقب يُقدم الكاتب يوحَنَّا نفسه في هذه الرسالة؟</w:t>
@@ -230,22 +278,30 @@
       </w:pPr>
       <w:r>
         <w:rPr>
-          <w:lang w:val="ar_AE" w:bidi="ar_AE"/>
-        </w:rPr>
-      </w:r>
-      <w:r>
-        <w:rPr>
+          <w:rtl/>
+          <w:cs/>
+          <w:lang w:val="ar_AE" w:bidi="ar_AE"/>
+        </w:rPr>
+      </w:r>
+      <w:r>
+        <w:rPr>
+          <w:rtl/>
+          <w:cs/>
           <w:lang w:val="ar_AE" w:bidi="ar_AE"/>
         </w:rPr>
         <w:t>يُقدِّم يوحَنَّا نفسه بلقب "الشيخ".</w:t>
       </w:r>
       <w:r>
         <w:rPr>
-          <w:lang w:val="ar_AE" w:bidi="ar_AE"/>
-        </w:rPr>
-      </w:r>
-      <w:r>
-        <w:rPr>
+          <w:rtl/>
+          <w:cs/>
+          <w:lang w:val="ar_AE" w:bidi="ar_AE"/>
+        </w:rPr>
+      </w:r>
+      <w:r>
+        <w:rPr>
+          <w:rtl/>
+          <w:cs/>
           <w:lang w:val="ar_AE" w:bidi="ar_AE"/>
         </w:rPr>
       </w:r>
@@ -256,6 +312,8 @@
       </w:pPr>
       <w:r>
         <w:rPr>
+          <w:rtl/>
+          <w:cs/>
           <w:lang w:val="ar_AE" w:bidi="ar_AE"/>
         </w:rPr>
       </w:r>
@@ -267,12 +325,16 @@
       </w:pPr>
       <w:r>
         <w:rPr>
+          <w:rtl/>
+          <w:cs/>
           <w:lang w:val="ar_AE" w:bidi="ar_AE"/>
         </w:rPr>
         <w:t>٢ يوحَنَّا ١:١ (#٢)</w:t>
       </w:r>
       <w:r>
         <w:rPr>
+          <w:rtl/>
+          <w:cs/>
           <w:lang w:val="ar_AE" w:bidi="ar_AE"/>
         </w:rPr>
       </w:r>
@@ -283,12 +345,16 @@
       </w:pPr>
       <w:r>
         <w:rPr>
+          <w:rtl/>
+          <w:cs/>
           <w:lang w:val="ar_AE" w:bidi="ar_AE"/>
         </w:rPr>
       </w:r>
       <w:r>
         <w:rPr>
           <w:b/>
+          <w:rtl/>
+          <w:cs/>
           <w:lang w:val="ar_AE" w:bidi="ar_AE"/>
         </w:rPr>
         <w:t>لمن كُتبتْ هذه الرسالة؟</w:t>
@@ -300,22 +366,30 @@
       </w:pPr>
       <w:r>
         <w:rPr>
-          <w:lang w:val="ar_AE" w:bidi="ar_AE"/>
-        </w:rPr>
-      </w:r>
-      <w:r>
-        <w:rPr>
+          <w:rtl/>
+          <w:cs/>
+          <w:lang w:val="ar_AE" w:bidi="ar_AE"/>
+        </w:rPr>
+      </w:r>
+      <w:r>
+        <w:rPr>
+          <w:rtl/>
+          <w:cs/>
           <w:lang w:val="ar_AE" w:bidi="ar_AE"/>
         </w:rPr>
         <w:t>كُتِبتْ الرسالة إلى السيدة المختارة وأولادها.</w:t>
       </w:r>
       <w:r>
         <w:rPr>
-          <w:lang w:val="ar_AE" w:bidi="ar_AE"/>
-        </w:rPr>
-      </w:r>
-      <w:r>
-        <w:rPr>
+          <w:rtl/>
+          <w:cs/>
+          <w:lang w:val="ar_AE" w:bidi="ar_AE"/>
+        </w:rPr>
+      </w:r>
+      <w:r>
+        <w:rPr>
+          <w:rtl/>
+          <w:cs/>
           <w:lang w:val="ar_AE" w:bidi="ar_AE"/>
         </w:rPr>
       </w:r>
@@ -326,6 +400,8 @@
       </w:pPr>
       <w:r>
         <w:rPr>
+          <w:rtl/>
+          <w:cs/>
           <w:lang w:val="ar_AE" w:bidi="ar_AE"/>
         </w:rPr>
       </w:r>
@@ -337,12 +413,16 @@
       </w:pPr>
       <w:r>
         <w:rPr>
+          <w:rtl/>
+          <w:cs/>
           <w:lang w:val="ar_AE" w:bidi="ar_AE"/>
         </w:rPr>
         <w:t>٢ يوحَنَّا ١: ٣</w:t>
       </w:r>
       <w:r>
         <w:rPr>
+          <w:rtl/>
+          <w:cs/>
           <w:lang w:val="ar_AE" w:bidi="ar_AE"/>
         </w:rPr>
       </w:r>
@@ -353,12 +433,16 @@
       </w:pPr>
       <w:r>
         <w:rPr>
+          <w:rtl/>
+          <w:cs/>
           <w:lang w:val="ar_AE" w:bidi="ar_AE"/>
         </w:rPr>
       </w:r>
       <w:r>
         <w:rPr>
           <w:b/>
+          <w:rtl/>
+          <w:cs/>
           <w:lang w:val="ar_AE" w:bidi="ar_AE"/>
         </w:rPr>
         <w:t>مِن أين تأتي النعمة والرحمة والسلام، على حَد قول يوحنا؟</w:t>
@@ -370,22 +454,30 @@
       </w:pPr>
       <w:r>
         <w:rPr>
-          <w:lang w:val="ar_AE" w:bidi="ar_AE"/>
-        </w:rPr>
-      </w:r>
-      <w:r>
-        <w:rPr>
+          <w:rtl/>
+          <w:cs/>
+          <w:lang w:val="ar_AE" w:bidi="ar_AE"/>
+        </w:rPr>
+      </w:r>
+      <w:r>
+        <w:rPr>
+          <w:rtl/>
+          <w:cs/>
           <w:lang w:val="ar_AE" w:bidi="ar_AE"/>
         </w:rPr>
         <w:t>يقول يوحَنَّا إنَّ النعمة والرحمة والسلام تأتي من ٱللهِ ٱلْآبِ ومن يَسوع ٱلْمَسِيحِ، ابنه.</w:t>
       </w:r>
       <w:r>
         <w:rPr>
-          <w:lang w:val="ar_AE" w:bidi="ar_AE"/>
-        </w:rPr>
-      </w:r>
-      <w:r>
-        <w:rPr>
+          <w:rtl/>
+          <w:cs/>
+          <w:lang w:val="ar_AE" w:bidi="ar_AE"/>
+        </w:rPr>
+      </w:r>
+      <w:r>
+        <w:rPr>
+          <w:rtl/>
+          <w:cs/>
           <w:lang w:val="ar_AE" w:bidi="ar_AE"/>
         </w:rPr>
       </w:r>
@@ -396,6 +488,8 @@
       </w:pPr>
       <w:r>
         <w:rPr>
+          <w:rtl/>
+          <w:cs/>
           <w:lang w:val="ar_AE" w:bidi="ar_AE"/>
         </w:rPr>
       </w:r>
@@ -407,12 +501,16 @@
       </w:pPr>
       <w:r>
         <w:rPr>
+          <w:rtl/>
+          <w:cs/>
           <w:lang w:val="ar_AE" w:bidi="ar_AE"/>
         </w:rPr>
         <w:t>٢ يوحَنَّا ١: ٤</w:t>
       </w:r>
       <w:r>
         <w:rPr>
+          <w:rtl/>
+          <w:cs/>
           <w:lang w:val="ar_AE" w:bidi="ar_AE"/>
         </w:rPr>
       </w:r>
@@ -423,12 +521,16 @@
       </w:pPr>
       <w:r>
         <w:rPr>
+          <w:rtl/>
+          <w:cs/>
           <w:lang w:val="ar_AE" w:bidi="ar_AE"/>
         </w:rPr>
       </w:r>
       <w:r>
         <w:rPr>
           <w:b/>
+          <w:rtl/>
+          <w:cs/>
           <w:lang w:val="ar_AE" w:bidi="ar_AE"/>
         </w:rPr>
         <w:t>لماذا يبتهج يوحَنَّا؟</w:t>
@@ -440,22 +542,30 @@
       </w:pPr>
       <w:r>
         <w:rPr>
-          <w:lang w:val="ar_AE" w:bidi="ar_AE"/>
-        </w:rPr>
-      </w:r>
-      <w:r>
-        <w:rPr>
+          <w:rtl/>
+          <w:cs/>
+          <w:lang w:val="ar_AE" w:bidi="ar_AE"/>
+        </w:rPr>
+      </w:r>
+      <w:r>
+        <w:rPr>
+          <w:rtl/>
+          <w:cs/>
           <w:lang w:val="ar_AE" w:bidi="ar_AE"/>
         </w:rPr>
         <w:t>يبتهج يوحَنَّا لأنه وجد بعض أولاد السيدة يسلكون في الحق.</w:t>
       </w:r>
       <w:r>
         <w:rPr>
-          <w:lang w:val="ar_AE" w:bidi="ar_AE"/>
-        </w:rPr>
-      </w:r>
-      <w:r>
-        <w:rPr>
+          <w:rtl/>
+          <w:cs/>
+          <w:lang w:val="ar_AE" w:bidi="ar_AE"/>
+        </w:rPr>
+      </w:r>
+      <w:r>
+        <w:rPr>
+          <w:rtl/>
+          <w:cs/>
           <w:lang w:val="ar_AE" w:bidi="ar_AE"/>
         </w:rPr>
       </w:r>
@@ -466,6 +576,8 @@
       </w:pPr>
       <w:r>
         <w:rPr>
+          <w:rtl/>
+          <w:cs/>
           <w:lang w:val="ar_AE" w:bidi="ar_AE"/>
         </w:rPr>
       </w:r>
@@ -477,12 +589,16 @@
       </w:pPr>
       <w:r>
         <w:rPr>
+          <w:rtl/>
+          <w:cs/>
           <w:lang w:val="ar_AE" w:bidi="ar_AE"/>
         </w:rPr>
         <w:t>٢ يوحَنَّا ١: ٥</w:t>
       </w:r>
       <w:r>
         <w:rPr>
+          <w:rtl/>
+          <w:cs/>
           <w:lang w:val="ar_AE" w:bidi="ar_AE"/>
         </w:rPr>
       </w:r>
@@ -493,12 +609,16 @@
       </w:pPr>
       <w:r>
         <w:rPr>
+          <w:rtl/>
+          <w:cs/>
           <w:lang w:val="ar_AE" w:bidi="ar_AE"/>
         </w:rPr>
       </w:r>
       <w:r>
         <w:rPr>
           <w:b/>
+          <w:rtl/>
+          <w:cs/>
           <w:lang w:val="ar_AE" w:bidi="ar_AE"/>
         </w:rPr>
         <w:t>ما الوصية التي يقول يوحَنَّا أنها لديهم منذ البَدْء؟</w:t>
@@ -510,22 +630,30 @@
       </w:pPr>
       <w:r>
         <w:rPr>
-          <w:lang w:val="ar_AE" w:bidi="ar_AE"/>
-        </w:rPr>
-      </w:r>
-      <w:r>
-        <w:rPr>
+          <w:rtl/>
+          <w:cs/>
+          <w:lang w:val="ar_AE" w:bidi="ar_AE"/>
+        </w:rPr>
+      </w:r>
+      <w:r>
+        <w:rPr>
+          <w:rtl/>
+          <w:cs/>
           <w:lang w:val="ar_AE" w:bidi="ar_AE"/>
         </w:rPr>
         <w:t>الوصية التي لديهم منذ البَدْء هي أنْ يحبوا بعضهم بعضًا.</w:t>
       </w:r>
       <w:r>
         <w:rPr>
-          <w:lang w:val="ar_AE" w:bidi="ar_AE"/>
-        </w:rPr>
-      </w:r>
-      <w:r>
-        <w:rPr>
+          <w:rtl/>
+          <w:cs/>
+          <w:lang w:val="ar_AE" w:bidi="ar_AE"/>
+        </w:rPr>
+      </w:r>
+      <w:r>
+        <w:rPr>
+          <w:rtl/>
+          <w:cs/>
           <w:lang w:val="ar_AE" w:bidi="ar_AE"/>
         </w:rPr>
       </w:r>
@@ -536,6 +664,8 @@
       </w:pPr>
       <w:r>
         <w:rPr>
+          <w:rtl/>
+          <w:cs/>
           <w:lang w:val="ar_AE" w:bidi="ar_AE"/>
         </w:rPr>
       </w:r>
@@ -547,12 +677,16 @@
       </w:pPr>
       <w:r>
         <w:rPr>
+          <w:rtl/>
+          <w:cs/>
           <w:lang w:val="ar_AE" w:bidi="ar_AE"/>
         </w:rPr>
         <w:t>٢ يوحَنَّا ١: ٦</w:t>
       </w:r>
       <w:r>
         <w:rPr>
+          <w:rtl/>
+          <w:cs/>
           <w:lang w:val="ar_AE" w:bidi="ar_AE"/>
         </w:rPr>
       </w:r>
@@ -563,12 +697,16 @@
       </w:pPr>
       <w:r>
         <w:rPr>
+          <w:rtl/>
+          <w:cs/>
           <w:lang w:val="ar_AE" w:bidi="ar_AE"/>
         </w:rPr>
       </w:r>
       <w:r>
         <w:rPr>
           <w:b/>
+          <w:rtl/>
+          <w:cs/>
           <w:lang w:val="ar_AE" w:bidi="ar_AE"/>
         </w:rPr>
         <w:t>بماذا يُعرِّف يوحَنَّا المحبة؟</w:t>
@@ -580,22 +718,30 @@
       </w:pPr>
       <w:r>
         <w:rPr>
-          <w:lang w:val="ar_AE" w:bidi="ar_AE"/>
-        </w:rPr>
-      </w:r>
-      <w:r>
-        <w:rPr>
+          <w:rtl/>
+          <w:cs/>
+          <w:lang w:val="ar_AE" w:bidi="ar_AE"/>
+        </w:rPr>
+      </w:r>
+      <w:r>
+        <w:rPr>
+          <w:rtl/>
+          <w:cs/>
           <w:lang w:val="ar_AE" w:bidi="ar_AE"/>
         </w:rPr>
         <w:t>المحبة هي السلوك وفقًا لوصايا الله.</w:t>
       </w:r>
       <w:r>
         <w:rPr>
-          <w:lang w:val="ar_AE" w:bidi="ar_AE"/>
-        </w:rPr>
-      </w:r>
-      <w:r>
-        <w:rPr>
+          <w:rtl/>
+          <w:cs/>
+          <w:lang w:val="ar_AE" w:bidi="ar_AE"/>
+        </w:rPr>
+      </w:r>
+      <w:r>
+        <w:rPr>
+          <w:rtl/>
+          <w:cs/>
           <w:lang w:val="ar_AE" w:bidi="ar_AE"/>
         </w:rPr>
       </w:r>
@@ -606,6 +752,8 @@
       </w:pPr>
       <w:r>
         <w:rPr>
+          <w:rtl/>
+          <w:cs/>
           <w:lang w:val="ar_AE" w:bidi="ar_AE"/>
         </w:rPr>
       </w:r>
@@ -617,12 +765,16 @@
       </w:pPr>
       <w:r>
         <w:rPr>
+          <w:rtl/>
+          <w:cs/>
           <w:lang w:val="ar_AE" w:bidi="ar_AE"/>
         </w:rPr>
         <w:t>٢ يوحَنَّا ١: ٧</w:t>
       </w:r>
       <w:r>
         <w:rPr>
+          <w:rtl/>
+          <w:cs/>
           <w:lang w:val="ar_AE" w:bidi="ar_AE"/>
         </w:rPr>
       </w:r>
@@ -633,12 +785,16 @@
       </w:pPr>
       <w:r>
         <w:rPr>
+          <w:rtl/>
+          <w:cs/>
           <w:lang w:val="ar_AE" w:bidi="ar_AE"/>
         </w:rPr>
       </w:r>
       <w:r>
         <w:rPr>
           <w:b/>
+          <w:rtl/>
+          <w:cs/>
           <w:lang w:val="ar_AE" w:bidi="ar_AE"/>
         </w:rPr>
         <w:t>بماذا يُسمي يوحَنَّا الذين لا يعترفون بأن يَسوع ٱلْمَسِيحِ جاء في الجسد؟</w:t>
@@ -650,22 +806,30 @@
       </w:pPr>
       <w:r>
         <w:rPr>
-          <w:lang w:val="ar_AE" w:bidi="ar_AE"/>
-        </w:rPr>
-      </w:r>
-      <w:r>
-        <w:rPr>
+          <w:rtl/>
+          <w:cs/>
+          <w:lang w:val="ar_AE" w:bidi="ar_AE"/>
+        </w:rPr>
+      </w:r>
+      <w:r>
+        <w:rPr>
+          <w:rtl/>
+          <w:cs/>
           <w:lang w:val="ar_AE" w:bidi="ar_AE"/>
         </w:rPr>
         <w:t>يسمي يوحَنَّا كلًّا منهم بالمُضلِّل والضِد للمسيح.</w:t>
       </w:r>
       <w:r>
         <w:rPr>
-          <w:lang w:val="ar_AE" w:bidi="ar_AE"/>
-        </w:rPr>
-      </w:r>
-      <w:r>
-        <w:rPr>
+          <w:rtl/>
+          <w:cs/>
+          <w:lang w:val="ar_AE" w:bidi="ar_AE"/>
+        </w:rPr>
+      </w:r>
+      <w:r>
+        <w:rPr>
+          <w:rtl/>
+          <w:cs/>
           <w:lang w:val="ar_AE" w:bidi="ar_AE"/>
         </w:rPr>
       </w:r>
@@ -676,6 +840,8 @@
       </w:pPr>
       <w:r>
         <w:rPr>
+          <w:rtl/>
+          <w:cs/>
           <w:lang w:val="ar_AE" w:bidi="ar_AE"/>
         </w:rPr>
       </w:r>
@@ -687,12 +853,16 @@
       </w:pPr>
       <w:r>
         <w:rPr>
+          <w:rtl/>
+          <w:cs/>
           <w:lang w:val="ar_AE" w:bidi="ar_AE"/>
         </w:rPr>
         <w:t>٢ يوحَنَّا ١: ٨</w:t>
       </w:r>
       <w:r>
         <w:rPr>
+          <w:rtl/>
+          <w:cs/>
           <w:lang w:val="ar_AE" w:bidi="ar_AE"/>
         </w:rPr>
       </w:r>
@@ -703,12 +873,16 @@
       </w:pPr>
       <w:r>
         <w:rPr>
+          <w:rtl/>
+          <w:cs/>
           <w:lang w:val="ar_AE" w:bidi="ar_AE"/>
         </w:rPr>
       </w:r>
       <w:r>
         <w:rPr>
           <w:b/>
+          <w:rtl/>
+          <w:cs/>
           <w:lang w:val="ar_AE" w:bidi="ar_AE"/>
         </w:rPr>
         <w:t>ما الذي يُخبر يوحَنَّا المؤمنين بأن يحذروا من عدم فعله؟</w:t>
@@ -720,22 +894,30 @@
       </w:pPr>
       <w:r>
         <w:rPr>
-          <w:lang w:val="ar_AE" w:bidi="ar_AE"/>
-        </w:rPr>
-      </w:r>
-      <w:r>
-        <w:rPr>
+          <w:rtl/>
+          <w:cs/>
+          <w:lang w:val="ar_AE" w:bidi="ar_AE"/>
+        </w:rPr>
+      </w:r>
+      <w:r>
+        <w:rPr>
+          <w:rtl/>
+          <w:cs/>
           <w:lang w:val="ar_AE" w:bidi="ar_AE"/>
         </w:rPr>
         <w:t>يخبر يوحَنَّا المؤمنين بأن يحذروا حتى لا يُضيِّعوا ما عملوا من أجله.</w:t>
       </w:r>
       <w:r>
         <w:rPr>
-          <w:lang w:val="ar_AE" w:bidi="ar_AE"/>
-        </w:rPr>
-      </w:r>
-      <w:r>
-        <w:rPr>
+          <w:rtl/>
+          <w:cs/>
+          <w:lang w:val="ar_AE" w:bidi="ar_AE"/>
+        </w:rPr>
+      </w:r>
+      <w:r>
+        <w:rPr>
+          <w:rtl/>
+          <w:cs/>
           <w:lang w:val="ar_AE" w:bidi="ar_AE"/>
         </w:rPr>
       </w:r>
@@ -746,6 +928,8 @@
       </w:pPr>
       <w:r>
         <w:rPr>
+          <w:rtl/>
+          <w:cs/>
           <w:lang w:val="ar_AE" w:bidi="ar_AE"/>
         </w:rPr>
       </w:r>
@@ -757,12 +941,16 @@
       </w:pPr>
       <w:r>
         <w:rPr>
+          <w:rtl/>
+          <w:cs/>
           <w:lang w:val="ar_AE" w:bidi="ar_AE"/>
         </w:rPr>
         <w:t>٢ يوحَنَّا ١: ١٠</w:t>
       </w:r>
       <w:r>
         <w:rPr>
+          <w:rtl/>
+          <w:cs/>
           <w:lang w:val="ar_AE" w:bidi="ar_AE"/>
         </w:rPr>
       </w:r>
@@ -773,12 +961,16 @@
       </w:pPr>
       <w:r>
         <w:rPr>
+          <w:rtl/>
+          <w:cs/>
           <w:lang w:val="ar_AE" w:bidi="ar_AE"/>
         </w:rPr>
       </w:r>
       <w:r>
         <w:rPr>
           <w:b/>
+          <w:rtl/>
+          <w:cs/>
           <w:lang w:val="ar_AE" w:bidi="ar_AE"/>
         </w:rPr>
         <w:t>ماذا يقول يوحَنَّا للمؤمنين أن يفعلوا مع أي شخص لا يجلب التعليم الصحيح عن ٱلْمَسِيحِ؟</w:t>
@@ -790,22 +982,30 @@
       </w:pPr>
       <w:r>
         <w:rPr>
-          <w:lang w:val="ar_AE" w:bidi="ar_AE"/>
-        </w:rPr>
-      </w:r>
-      <w:r>
-        <w:rPr>
+          <w:rtl/>
+          <w:cs/>
+          <w:lang w:val="ar_AE" w:bidi="ar_AE"/>
+        </w:rPr>
+      </w:r>
+      <w:r>
+        <w:rPr>
+          <w:rtl/>
+          <w:cs/>
           <w:lang w:val="ar_AE" w:bidi="ar_AE"/>
         </w:rPr>
         <w:t>لا ينبغي لهم استقبال أي شخص لا يجلب التعليم الصحيح عن ٱلْمَسِيحِ.</w:t>
       </w:r>
       <w:r>
         <w:rPr>
-          <w:lang w:val="ar_AE" w:bidi="ar_AE"/>
-        </w:rPr>
-      </w:r>
-      <w:r>
-        <w:rPr>
+          <w:rtl/>
+          <w:cs/>
+          <w:lang w:val="ar_AE" w:bidi="ar_AE"/>
+        </w:rPr>
+      </w:r>
+      <w:r>
+        <w:rPr>
+          <w:rtl/>
+          <w:cs/>
           <w:lang w:val="ar_AE" w:bidi="ar_AE"/>
         </w:rPr>
       </w:r>
@@ -816,6 +1016,8 @@
       </w:pPr>
       <w:r>
         <w:rPr>
+          <w:rtl/>
+          <w:cs/>
           <w:lang w:val="ar_AE" w:bidi="ar_AE"/>
         </w:rPr>
       </w:r>
@@ -827,12 +1029,16 @@
       </w:pPr>
       <w:r>
         <w:rPr>
+          <w:rtl/>
+          <w:cs/>
           <w:lang w:val="ar_AE" w:bidi="ar_AE"/>
         </w:rPr>
         <w:t>٢ يوحَنَّا ١: ١١</w:t>
       </w:r>
       <w:r>
         <w:rPr>
+          <w:rtl/>
+          <w:cs/>
           <w:lang w:val="ar_AE" w:bidi="ar_AE"/>
         </w:rPr>
       </w:r>
@@ -843,12 +1049,16 @@
       </w:pPr>
       <w:r>
         <w:rPr>
+          <w:rtl/>
+          <w:cs/>
           <w:lang w:val="ar_AE" w:bidi="ar_AE"/>
         </w:rPr>
       </w:r>
       <w:r>
         <w:rPr>
           <w:b/>
+          <w:rtl/>
+          <w:cs/>
           <w:lang w:val="ar_AE" w:bidi="ar_AE"/>
         </w:rPr>
         <w:t>بماذا يُدان المؤمن إذا استقبل شخصًا لا يجلب التعليم الصحيح عن ٱلْمَسِيحِ؟</w:t>
@@ -860,22 +1070,30 @@
       </w:pPr>
       <w:r>
         <w:rPr>
-          <w:lang w:val="ar_AE" w:bidi="ar_AE"/>
-        </w:rPr>
-      </w:r>
-      <w:r>
-        <w:rPr>
+          <w:rtl/>
+          <w:cs/>
+          <w:lang w:val="ar_AE" w:bidi="ar_AE"/>
+        </w:rPr>
+      </w:r>
+      <w:r>
+        <w:rPr>
+          <w:rtl/>
+          <w:cs/>
           <w:lang w:val="ar_AE" w:bidi="ar_AE"/>
         </w:rPr>
         <w:t>المؤمن الذي يستقبل ويُسلِّم على المُعلم الكاذب يشارك في أعماله الشريرة.</w:t>
       </w:r>
       <w:r>
         <w:rPr>
-          <w:lang w:val="ar_AE" w:bidi="ar_AE"/>
-        </w:rPr>
-      </w:r>
-      <w:r>
-        <w:rPr>
+          <w:rtl/>
+          <w:cs/>
+          <w:lang w:val="ar_AE" w:bidi="ar_AE"/>
+        </w:rPr>
+      </w:r>
+      <w:r>
+        <w:rPr>
+          <w:rtl/>
+          <w:cs/>
           <w:lang w:val="ar_AE" w:bidi="ar_AE"/>
         </w:rPr>
       </w:r>
@@ -886,6 +1104,8 @@
       </w:pPr>
       <w:r>
         <w:rPr>
+          <w:rtl/>
+          <w:cs/>
           <w:lang w:val="ar_AE" w:bidi="ar_AE"/>
         </w:rPr>
       </w:r>
@@ -897,12 +1117,16 @@
       </w:pPr>
       <w:r>
         <w:rPr>
+          <w:rtl/>
+          <w:cs/>
           <w:lang w:val="ar_AE" w:bidi="ar_AE"/>
         </w:rPr>
         <w:t>٢ يوحَنَّا ١: ١٢</w:t>
       </w:r>
       <w:r>
         <w:rPr>
+          <w:rtl/>
+          <w:cs/>
           <w:lang w:val="ar_AE" w:bidi="ar_AE"/>
         </w:rPr>
       </w:r>
@@ -913,12 +1137,16 @@
       </w:pPr>
       <w:r>
         <w:rPr>
+          <w:rtl/>
+          <w:cs/>
           <w:lang w:val="ar_AE" w:bidi="ar_AE"/>
         </w:rPr>
       </w:r>
       <w:r>
         <w:rPr>
           <w:b/>
+          <w:rtl/>
+          <w:cs/>
           <w:lang w:val="ar_AE" w:bidi="ar_AE"/>
         </w:rPr>
         <w:t>ماذا يأمل يوحَنَّا أن يفعل في المستقبل؟</w:t>
@@ -930,22 +1158,30 @@
       </w:pPr>
       <w:r>
         <w:rPr>
-          <w:lang w:val="ar_AE" w:bidi="ar_AE"/>
-        </w:rPr>
-      </w:r>
-      <w:r>
-        <w:rPr>
+          <w:rtl/>
+          <w:cs/>
+          <w:lang w:val="ar_AE" w:bidi="ar_AE"/>
+        </w:rPr>
+      </w:r>
+      <w:r>
+        <w:rPr>
+          <w:rtl/>
+          <w:cs/>
           <w:lang w:val="ar_AE" w:bidi="ar_AE"/>
         </w:rPr>
         <w:t>يأمل يوحَنَّا أنْ يأتي ويتحدث مع السيدة المختارة قاصدًا.</w:t>
       </w:r>
       <w:r>
         <w:rPr>
-          <w:lang w:val="ar_AE" w:bidi="ar_AE"/>
-        </w:rPr>
-      </w:r>
-      <w:r>
-        <w:rPr>
+          <w:rtl/>
+          <w:cs/>
+          <w:lang w:val="ar_AE" w:bidi="ar_AE"/>
+        </w:rPr>
+      </w:r>
+      <w:r>
+        <w:rPr>
+          <w:rtl/>
+          <w:cs/>
           <w:lang w:val="ar_AE" w:bidi="ar_AE"/>
         </w:rPr>
       </w:r>
